--- a/example_articles/countries/Jamaica/1.countries_Jamaica_New_York_Times.docx
+++ b/example_articles/countries/Jamaica/1.countries_Jamaica_New_York_Times.docx
@@ -29,17 +29,17 @@
     </w:p>
     <w:p>
       <w:r>
-        <w:t>Source File: NYT/26.DOCX</w:t>
+        <w:t>Source file: NYT/26.DOCX</w:t>
       </w:r>
     </w:p>
     <w:p>
       <w:r>
-        <w:t>Raw locations result: ['New York', 'Jamaica']</w:t>
+        <w:t>Raw locations result, 'locations': ['New York', 'Jamaica']</w:t>
       </w:r>
     </w:p>
     <w:p>
       <w:r>
-        <w:t>countries_stand_flat (Standardized): Jamaica</w:t>
+        <w:t>Standardized locations result, 'countries_stand_flat': Jamaica</w:t>
       </w:r>
     </w:p>
     <w:p>

--- a/example_articles/countries/Jamaica/1.countries_Jamaica_New_York_Times.docx
+++ b/example_articles/countries/Jamaica/1.countries_Jamaica_New_York_Times.docx
@@ -7,9 +7,7 @@
         <w:pStyle w:val="Heading1"/>
       </w:pPr>
       <w:r>
-        <w:t>DANCE REVIEW;</w:t>
-        <w:br/>
-        <w:t>Big-City Mores and Big-Band Swing</w:t>
+        <w:t>Encountering Another Jamaica</w:t>
       </w:r>
     </w:p>
     <w:p>
@@ -19,22 +17,22 @@
     </w:p>
     <w:p>
       <w:r>
-        <w:t>Date: 1995-02-23</w:t>
+        <w:t>Date: 2023-03-09</w:t>
       </w:r>
     </w:p>
     <w:p>
       <w:r>
-        <w:t>Section: Section C; ; Section C;  Page 17;  Column 3;  Cultural Desk ; Column 3; ; Review</w:t>
+        <w:t>Section: TRAVEL</w:t>
       </w:r>
     </w:p>
     <w:p>
       <w:r>
-        <w:t>Source file: NYT/26.DOCX</w:t>
+        <w:t>Source file: NYT/5.DOCX</w:t>
       </w:r>
     </w:p>
     <w:p>
       <w:r>
-        <w:t>Raw locations result, 'locations': ['New York', 'Jamaica']</w:t>
+        <w:t>Raw locations result, 'locations': ['Jamaica']</w:t>
       </w:r>
     </w:p>
     <w:p>
@@ -51,33 +49,97 @@
     </w:p>
     <w:p>
       <w:r>
-        <w:t>The Ohio Ballet, directed by Heinz Poll in Akron, remains the engaging company it has always been. Judging by the first of its two programs, anyone who ambles into the Joyce Theater this week stands a chance of having more than a good time.</w:t>
+        <w:t>A writer explores the island beyond its popular all-inclusive resorts, seeking out guesthouses owned by locals, and experiences beyond the beaches. She finds mountain views, cascading waterfalls and a sense of place.</w:t>
         <w:br/>
-        <w:t>The highlight of the troupe's opening on Tuesday night was a polished, lively revival of an important sociopolitical gem. Kurt Jooss, best known for his 1932 antiwar masterpiece "The Green Table," choreographed "The Big City" the same year. In a few cinematic strokes, the German choreographer painted a picture of human character engulfed by forces beyond any control. On the surface, this short ballet was a vignette about a poor youth losing his girl to a swell, who deserts her. But on the eve of Hitler's rise to power, Jooss's picture of class divisions and urban alienation in "The Big City" had a deeper meaning.</w:t>
+        <w:t>"So," said the tour guide, midway through our trip to Jamaica. "What are you really looking for?"</w:t>
         <w:br/>
-        <w:t>The German-born Mr. Poll trained at Mr. Jooss's school after the war and danced in Chile under the direction of charter members of Jooss's original company. Nonetheless, the rest of the program at the Joyce (175 Eighth Avenue, at 19th Street, Chelsea) has none of the Expressionist style represented by Jooss and is more typical of the Ohio Ballet's eclectic repertory.</w:t>
+        <w:t>It was a good question. In most of the places we went, our group of four women had been welcomed, warned and flirted with. But, we were rarely asked many questions about the nature of our trip. We'd flown in from England and the United States in mid-November, just before high season, intending to see the country over the course of a month, while staying in and visiting as many locally owned businesses and guesthouses as we could.</w:t>
         <w:br/>
-        <w:t>Lucinda Childs's "Trilogies," one of the local premieres, exemplified Mr. Poll's hospitality to experimental modern-dance choreographers. The second program will feature works by Charles Moulton and Laura Dean. "Trilogies" shows Ms. Childs extending herself with an unexpected use of a commissioned jazz score by Paul Schwartz and also remaining true to her signature style of meticulously repeated patterns.</w:t>
+        <w:t>Traveling from the east of the lush island to the west, and mostly avoiding the tourist hot spots of Ocho Rios, Montego Bay and Negril, we sought out places that were the opposite of what Jamaica, and many Caribbean islands, have become known for: resort-style luxury that doesn't always offer locals a significant slice of the tourism pie. As a granddaughter of Jamaican immigrants, the search had special resonance for me.</w:t>
         <w:br/>
-        <w:t>Mr. Poll's choreography was represented by his new "Eight by Benny Goodman," a cliche-free big-band ballet in which Xochitl Tejeda de Cerda is a knockout as a torch singer, and by his 1974 Chopin double adagio, "Summer Night," danced outstandingly by Ms. Tejeda de Cerda, Yumelia Garcia and their partners, Kyongho Kim and David Shimotkahara.</w:t>
+        <w:t>"When people come to the Caribbean, they're being funneled into this journey of the airport to the resort, and that's all they see of the country," said Riaz Philips, the author of the award-winning cookbook "West Winds: Recipes, History and Tales from Jamaica." "Usually, if you follow the money trail of that passage, it doesn't lead to any tangible benefits for the people who live and work in those countries."</w:t>
         <w:br/>
-        <w:t>The dancers, in fact, have never looked more mature and assured. Even "The Big City," which requires the kind of dramatic projection that Americans are rarely taught, was a tribute to their versatility, and especially to the principals. Luc Vanier, as the Workman, knew how to telegraph dejection through stillness. Head bowed to one side, hands in pockets, or leaning forward in a standard ballet position, he became a distilled image of heartbreak and yearning. Stephani Achuff, as the Young Girl, understood the differences in gait and phrasing. Innocent in her white beret, midinette appearance and scurrying steps, she seemed transformed not only by the evening dress she received from Paul Ghiselin as the top-hatted Libertine but also by the jazz age rhythms of her ballroom dances.</w:t>
+        <w:t>Nicole Dennis-Benn, who wrote about the dark side of Jamaican tourism in her debut novel, "Here Comes the Sun," explained that it can be hard for Jamaicans to start successful businesses. "It's really impossible if you don't come from wealth already. You're not going to find much ownership among the Jamaican working class," she said.</w:t>
         <w:br/>
-        <w:t>Jooss was dealing in stock characters. But in Europe in 1932, the working-class men really did wear caps, and their clothes set them apart from rich men in capes. Similarly, there is a touch of Kathe Kollwitz's drawings of working-class life in a remarkable and terse scene: four wide-eyed children (Kara Davis, Joe Roesner, Linda Hymes and Edward Augustyn), curve their backs to fit under the protective arms of their mothers (Amy Hayes and Susan Lodise) and reprovingly watch the Young Girl.</w:t>
+        <w:t>Even many of the white-sand beaches that foreign visitors enjoy are off-limits to residents, and are instead controlled by hotels and resorts, which limit access to their guests. Of the island's approximately 493 miles of coastline, less than three miles are designated as public beaches, and about half of those are used in association with hotels, according to a recent government policy paper. The public beaches that do exist are often run-down and not fit for use. That exclusion is emblematic of what some locals feel is the continuing legacy of colonialism and the history of slavery on the island.</w:t>
         <w:br/>
-        <w:t>What is so stunning is the economy with which Jooss makes his points. The Charleston dancers in Hermann Markard's costumes are replaced in a filmic dissolve by a bal musette. This difference in social dances (the workers hold their women close and revolve across the floor while the rich folk are more frenetic and modern) tells the story of "The Big City."</w:t>
+        <w:t>Committed to discovering the country that few visitors see, we set out to discover if it was possible to be good tourists and travel to Jamaica beyond the resorts.</w:t>
         <w:br/>
-        <w:t>The ballet, a must-see, looks just as fascinating as when it had a short-lived revival with the Joffrey Ballet in 1975. Anna Markard, Jooss's daughter, and Airi Hynninen have conveyed the spirit of Jooss's body language to the dancers, and Lois Rova Ozanich and David Fisher, live at two pianos, play Alexander Tansman's infectious atmospheric score.  The neo-Romanticism of Mr. Poll's "Summer Night" gains mightily from Mr. Garcia's and Ms. Tejeda de Cerda's boldly projected arabesques and line. Ms. Childs, for her part, makes the dancers (the women are in toe shoes but don't always rise on point) look somewhat awkward as they snap into positions. But there is also a kaleidoscopic dazzle to the way she moves three quartets of dancers in color-coded costumes around in her stamina-demanding patterns, partnering and mirror dances.</w:t>
+        <w:t>To the Blue Mountains</w:t>
         <w:br/>
-        <w:t>"Eight by Benny Goodman" uses recordings from 1939 to 1946 in a suite. The company, mainly in formal dress, mixes ballroom and ballet. The whole thing is exhilarating.</w:t>
+        <w:t>Our trip began with a long journey from Montego Bay's Sangster International Airport to Kingston on the Knutsford Express (a Greyhound-equivalent bus) and then a taxi up and across the Blue Mountains, high above the capital, to stay at the BlueMountView guesthouse.</w:t>
         <w:br/>
+        <w:t>We arrived at night after a treacherous drive. But we woke the next morning to the chirping of insects and a stunning sight: The guest rooms, made with an abundance of polished natural wood, are surrounded by trees, and built into the edge of a great crevasse, looking out over a plunging swathe of greenery.</w:t>
         <w:br/>
-        <w:t>Graphic</w:t>
+        <w:t>It was at BlueMountView that we met Noel Lindo and his wife, Michelle. The self-described "King of the Mountain," Mr. Lindo was born in the area. After living in London for most of his adult life, he and Michelle decided to return to Jamaica to live in 2011 — building their own house, and then the guesthouses. They are explicitly L.G.B.T.Q.-friendly in a country that is not always hospitable to gay visitors, treat guests like family — and hand-roast their own coffee on-site.</w:t>
         <w:br/>
+        <w:t>Mr. Lindo is fatherly, frank and incredibly chatty. He likes to layer stories upon stories, taking us from the streets of 1970s London to colonial Jamaica and back again.</w:t>
         <w:br/>
-        <w:t xml:space="preserve"> </w:t>
+        <w:t>"There's so much to do in this mountain. It's unbelievable," he said enthusiastically, pointing out hiking trails in the Blue and John Crow Mountains National Park, hidden waterfalls and coffee plantations, many of them owned by locals. Although it's isolated, we discovered that BlueMountView is within hiking distance of Strawberry Hill, the famous hotel started by the Island Records founder, Chris Blackwell. We stopped at Eits Cafe, where we gorged on tender saltfish fritters, warming pumpkin ginger soup and sticky, delicious, caramelized-plantain crepes while looking out across the misty mountains, surrounded by the buzz of swallowtail hummingbirds.</w:t>
         <w:br/>
-        <w:t>Photo: Stephani Achuff and Paul Ghiselin of the Ohio Ballet in "The Big City." (Sara Krulwich/The New York Times)</w:t>
+        <w:t>It was through Mr. Lindo that we wound up taking a day trip to visit the parish of Portland, on the island's northeast coast. Although perhaps predominantly known for its beaches and as the location of the Blue Lagoon, made famous in the 1980 movie, we had a more rural experience. Our first stop was the Living Daylights, an eco-farm, restaurant and bar in the jungle of Bonnie View Hill, Port Antonio, that has been open since 2018, aiming to offer guests "a piece of paradise," with a focus on sustainability.</w:t>
+        <w:br/>
+        <w:t>Jesse Crosby's family has farmed the land for more than 50 years, but he always had ambitions to do something more with it, and when he met Brandon Powell (who has both Jamaican and U.S. citizenship), they were able to make that a reality.</w:t>
+        <w:br/>
+        <w:t>Arriving at midday, we were treated to a sweaty, fun farm hike led by Mr. Crosby. He picked cinnamon leaves from the trees for us to sniff, jostled down coconuts for us to drink from and showed us hidden plantain trees. This was followed by a delicious farm-to-table meal cooked by Simi Brenner, the owner of the Moussa Pot, a vegan restaurant, that included a chickpea curry with moringa leaf, ripe plantain and coco yam leaf‌ and a salad made from June plum, cucumber and sorrel leaf. The Moussa Pot has since moved to a new location in Portland, but the Living Daylights will continue to offer farm-to-table meals in future.</w:t>
+        <w:br/>
+        <w:t>Our second stop in Portland was the self-governing Maroon community of Charles Town in Buff Bay Valley, whose residents are descendants of proud Africans who escaped enslavement by fleeing to mountainous regions. It was one of the few times in Jamaica where we were viscerally reminded of the island's dark history and its continuing legacy.</w:t>
+        <w:br/>
+        <w:t>A tour of the small museum charted the history of the Maroons and how they have protected their freedom and culture over centuries, creating their own communities and belief systems while fighting against British slave owners and colonialists in a series of wars. Marcia Douglas, the current leader of the community (and the first woman to hold the position), held up a heavy shackle that would have once been clasped around an enslaved person's neck. Later, other members of the community brought out drums and sang. We were taught dances that bind the present and the past.</w:t>
+        <w:br/>
+        <w:t>"What we're offering in the tourism sector is our heritage, our ancestral inheritance," Ms. Douglas told me after the tour.</w:t>
+        <w:br/>
+        <w:t>Treasure Beach and community tourism</w:t>
+        <w:br/>
+        <w:t>Another long, bumpy drive took us from the Blue Mountains down to Treasure Beach, a village in the southwest parish of St. Elizabeth. It's probably the area in Jamaica best known for community tourism — low-impact travel that works in relative sync with the locals. Once a fishing village, over the past 30 years, Treasure Beach has become a beacon for tourists looking to travel off the beaten track.</w:t>
+        <w:br/>
+        <w:t>The town is small, hot and with dusty roads lined by cactuses and flowers. Its treasures were somewhat hidden; shacks that looked inconsequential at first glance came alive at different times of the day. The stunning beaches were a more obvious draw, along with a variety of well-priced, locally owned guest rooms and villas on Airbnb, such as the Azteca Villas: a collection of newly built guesthouses, with a small shared pool, only a few minutes away from the beach and the main, albeit tiny, strip of shops and places to eat.</w:t>
+        <w:br/>
+        <w:t>We spent the bulk of our time in Treasure Beach, sampling locally owned highlights like Smurfs Café for the best Jamaican breakfast in town; Eggy's Beach Bar for the coldest Red Stripes right on the sand; and Gee Wiz for tasty, reasonably priced vegan food in an eclectic setting — the restaurant is painted in fading, cotton candy colors and flanked with statues of long-beaked fish, while the huge, pillared dining room boasts colorful murals.</w:t>
+        <w:br/>
+        <w:t>Floyd's Pelican Bar, built from driftwood and palm fronds on a sandbank in the middle of the ocean, has to be the area's best-known spot. Constructed in 2001 by Floyde Forbes, it's a slick operation these days, requiring a boat journey that costs $40 per person at a minimum from Treasure Beach. But the vibes, a mile away from shore, are sun-drenched and otherworldly. The freshly caught fried escovitch fish and bammy (a type of cassava flatbread) were the best I had on the island.</w:t>
+        <w:br/>
+        <w:t>Treasure Beach is still an anomaly in Jamaica's tourism sector.</w:t>
+        <w:br/>
+        <w:t>"There's no question that over 90 percent of Jamaica's traditional room stock is all-inclusive," said Jason Henzell, the chairman and co-owner of Jakes Hotel, the largest business in the area, who also runs a nonprofit to support locals. "I sat on the board of the Jamaican Ministry of Tourism for eight years, and I know they had been quite hesitant about community tourism. Not necessarily in Treasure Beach, but overall, because they were worried about crime. That's the cold, hard truth."</w:t>
+        <w:br/>
+        <w:t>The Ministry of Tourism did not respond to requests for comment.</w:t>
+        <w:br/>
+        <w:t>But then, he said, Airbnb changed everything. "It happened in spite of the ministry not wanting it. It's almost as though Airbnb was made for Jamaica, right? Because, you know, every Jamaican is a character."</w:t>
+        <w:br/>
+        <w:t>The other reality of Treasure Beach, though, is that much of the beachfront land has been bought up by non-Jamaicans. Mr. Henzell, who has helped landowners sell property in the area, tells me that land these days goes for over $1 million an acre, putting it out of reach of most locals.</w:t>
+        <w:br/>
+        <w:t>"We know that tourism is our number one revenue. And a lot of the time when people are living in a prime area, especially working class Jamaicans, they tend to displace them," said Ms. Dennis-Benn, whose upcoming novel will explore land ownership.</w:t>
+        <w:br/>
+        <w:t>But, Mr. Henzell pointed out, the majority of large guesthouses in Treasure Beach, four out of five, are owned by locals. And, he added, "you have some foreigners who are extremely respectful of our community, respectful of our traditions, respectful of our heritage and culture."</w:t>
+        <w:br/>
+        <w:t>Last stop, Mel's</w:t>
+        <w:br/>
+        <w:t>Our last stop, two hours from Treasure Beach, was Mel's Botanical Retreat, situated on Cave Mountain, in Westmoreland, the westernmost parish of Jamaica. The retreat, featuring three handbuilt wooden cabins and a communal kitchen, is high above the shimmering Caribbean Sea and nestled in the lush jungle. At present, it's being run by a teenage girl named Kiara Clayton. She is motherless and grieving, but trying to do something very special: keeping a dream of Black-woman-owned community tourism alive.</w:t>
+        <w:br/>
+        <w:t>Kiara's mother, Melessia Rodney, founded the retreat, built on the site of her family's longtime goat pasture. In the summer of 2021, she was pregnant with her second child and had recently married the love of her life. But then, in August, she died: At age 36, Covid took her and her unborn baby.</w:t>
+        <w:br/>
+        <w:t>Five months later, 15-year-old Kiara decided to take over the business; balancing it alongside schoolwork and her ambitions tostudy to become a lawyer or an entrepreneur in America. Despite her age, she understands the power of legacy. With the help of her family and her mother's many friends from all over the world, she is continuing to host guests at the retreat.</w:t>
+        <w:br/>
+        <w:t>One night, Kiara joined me in the communal kitchen to talk about the business and why she decided to carry it on. "She wanted it to be this Black Jamaican woman-owned business. She just loved being strong and independent," she said.</w:t>
+        <w:br/>
+        <w:t>What makes the property special among the thousands of Airbnbs across Jamaica is its commitment to these ideals. "It's really rare, in Jamaica, to have a woman born in poverty, and become as successful as Mel became with her goat pasture," said Stacey Davis, a family friend who helped Mel in the early days of the retreat. "Every flower in that retreat, everything you see, she did by hand."</w:t>
+        <w:br/>
+        <w:t>Although Kiara has faced some financial struggles with maintaining the property since her mother died, it remains a haven for guests seeking that ephemeral and elusive trait: authenticity. Mel, and now Kiara, encourage guests to engage with the local community on the south side of the island.</w:t>
+        <w:br/>
+        <w:t>At Benta River Falls, an hour or so's drive away from Mel's, we were treated to a joyous day at a series of cascading waterfalls and deep pools, led by two energetic guides. The property's owner, Stacy Wilson, played dominoes with a bunch of men in the small bar next to the falls, while we ate a delicious plate of crispy fries, and giggled with the pink-haired bartender. Mr. Wilson's American cousin, Jahcobee Faith, explained that the family has owned the area since the 1970s, but only set up business in 2017, charging, at the time we visited, $20 for tourists and a nominal 500 Jamaican dollars, or about $3.25, for locals.</w:t>
+        <w:br/>
+        <w:t>Closer to Mel's, Bluefields beach provided all the white sand and azure, temperate water you could wish for, along with the knowledge that it is one of the few beaches on the island that explicitly remains open for locals. It's looked after by the Bluefields People's Community Association, which promotes sustainable social and economic development. With towels spread out under a tree, we sipped strong rum cocktails and played with local children in the water. We were guests, but we were accepted.</w:t>
+        <w:br/>
+        <w:t>The reality is that Jamaica beyond the resorts is beautiful but impoverished, and still visibly recovering from the pandemic. It can get expensive if you don't drive and need to rely on taxis to get around, though route taxis, as used by locals, can offset some costs. The country has  a Level 3 warning from the State Department, with some regions listed as Level 4, Do Not Travel, but these were not on our itinerary. Traveling around the country felt completely safe in a group; just keep your wits about you, and remain polite.</w:t>
+        <w:br/>
+        <w:t>Stepping out of your comfort zone is a must: Taking the easy options will not lead you to the communities that will really benefit from the money that tourism can bring. It's on us, as tourists, to seek them out, move within them with an awareness of our relative privileges, and remember the human stories behind their businesses. There are deep sacrifices that some working-class Jamaicans have made to try and bring a new type of tourism to the surface.</w:t>
+        <w:br/>
+        <w:t>As Kiara said to me, measuring her words, at the end of our conversation: "It was Mel's dream and now it's my dream, but it probably doesn't have to work out the way it was going to work for her, for me. Maybe something else is destined for me."</w:t>
+        <w:br/>
+        <w:t>Follow New York Times Travel on Instagram, Twitter andFacebook. And sign up for our weekly Travel Dispatch newsletter to receive expert tips on traveling smarter and inspiration for your next vacation. Dreaming up a future getaway or just armchair traveling? Check out our 52 Places to Go in 2023.</w:t>
+        <w:br/>
+        <w:t>PHOTOS: Top, fishermen on Treasure Beach. Center left, the Azteca Villas guesthouses at Treasure Beach. Center right, Delroy Brown at his restaurant, Gee Wiz. Above, Eggy's Beach Bar at Treasure Beach. (PHOTOGRAPHS BY TONY CENICOLA/THE NEW YORK TIMES) This article appeared in print on page C7.</w:t>
       </w:r>
     </w:p>
     <w:sectPr>

--- a/example_articles/countries/Jamaica/1.countries_Jamaica_New_York_Times.docx
+++ b/example_articles/countries/Jamaica/1.countries_Jamaica_New_York_Times.docx
@@ -7,7 +7,7 @@
         <w:pStyle w:val="Heading1"/>
       </w:pPr>
       <w:r>
-        <w:t>Encountering Another Jamaica</w:t>
+        <w:t>A Novelist Who Knows the Real Jamaica; Q. and A.</w:t>
       </w:r>
     </w:p>
     <w:p>
@@ -17,7 +17,7 @@
     </w:p>
     <w:p>
       <w:r>
-        <w:t>Date: 2023-03-09</w:t>
+        <w:t>Date: 2016-07-13</w:t>
       </w:r>
     </w:p>
     <w:p>
@@ -27,7 +27,7 @@
     </w:p>
     <w:p>
       <w:r>
-        <w:t>Source file: NYT/5.DOCX</w:t>
+        <w:t>Source file: NYT/16.DOCX</w:t>
       </w:r>
     </w:p>
     <w:p>
@@ -49,97 +49,31 @@
     </w:p>
     <w:p>
       <w:r>
-        <w:t>A writer explores the island beyond its popular all-inclusive resorts, seeking out guesthouses owned by locals, and experiences beyond the beaches. She finds mountain views, cascading waterfalls and a sense of place.</w:t>
+        <w:t>The Brooklyn writer Nicole Dennis-Benn's debut novel, "Here Comes the Sun," published this month, looks beyond Jamaica's tourist staples to explore class, race and exploitation in her homeland. Ms. Dennis-Benn, 34, was raised in Kingston and moved to the United States to attend Cornell University. She later went on to receive a master of fine arts from            Sarah Lawrence College and teaches writing at            Baruch College.</w:t>
         <w:br/>
-        <w:t>"So," said the tour guide, midway through our trip to Jamaica. "What are you really looking for?"</w:t>
+        <w:t>Following are edited excerpts from a conversation with Ms. Dennis-Benn.</w:t>
         <w:br/>
-        <w:t>It was a good question. In most of the places we went, our group of four women had been welcomed, warned and flirted with. But, we were rarely asked many questions about the nature of our trip. We'd flown in from England and the United States in mid-November, just before high season, intending to see the country over the course of a month, while staying in and visiting as many locally owned businesses and guesthouses as we could.</w:t>
+        <w:t>Q. Why did you leave Jamaica?</w:t>
         <w:br/>
-        <w:t>Traveling from the east of the lush island to the west, and mostly avoiding the tourist hot spots of Ocho Rios, Montego Bay and Negril, we sought out places that were the opposite of what Jamaica, and many Caribbean islands, have become known for: resort-style luxury that doesn't always offer locals a significant slice of the tourism pie. As a granddaughter of Jamaican immigrants, the search had special resonance for me.</w:t>
+        <w:t>A. I left when I was 17 because I wasn't really happy with my educational choices at home, but more importantly it was the class structure. My family was working class and it's very hard to move up. On top of that, with being a lesbian in a homophobic place, the U.S. seemed the best choice. My father had remarried an American and I was able to get a green card.</w:t>
         <w:br/>
-        <w:t>"When people come to the Caribbean, they're being funneled into this journey of the airport to the resort, and that's all they see of the country," said Riaz Philips, the author of the award-winning cookbook "West Winds: Recipes, History and Tales from Jamaica." "Usually, if you follow the money trail of that passage, it doesn't lead to any tangible benefits for the people who live and work in those countries."</w:t>
+        <w:t>When people learn you're Jamaican, what's their typical reaction?</w:t>
         <w:br/>
-        <w:t>Nicole Dennis-Benn, who wrote about the dark side of Jamaican tourism in her debut novel, "Here Comes the Sun," explained that it can be hard for Jamaicans to start successful businesses. "It's really impossible if you don't come from wealth already. You're not going to find much ownership among the Jamaican working class," she said.</w:t>
+        <w:t>They always say, "Oh my God, the beaches are so beautiful!" And, of course, they say how nice the people are, right? Nobody asks why I left. Yes, it was beautiful, but most of us didn't have access to what tourists do because of the classism. What bothers me most is when people talk about reggae and Bob Marley as if he's all about smoking weed. He was actually a voice of the working-class people. I don't say anything negative to people, because I don't want to ruin their positive thoughts, but I did let my characters say it. I do feel a sense of pride in Jamaica, and I want people to go there, but I also want them to be aware that it's not all paradise.</w:t>
         <w:br/>
-        <w:t>Even many of the white-sand beaches that foreign visitors enjoy are off-limits to residents, and are instead controlled by hotels and resorts, which limit access to their guests. Of the island's approximately 493 miles of coastline, less than three miles are designated as public beaches, and about half of those are used in association with hotels, according to a recent government policy paper. The public beaches that do exist are often run-down and not fit for use. That exclusion is emblematic of what some locals feel is the continuing legacy of colonialism and the history of slavery on the island.</w:t>
+        <w:t>You had a private wedding ceremony in Jamaica that became national news. How did that happen?</w:t>
         <w:br/>
-        <w:t>Committed to discovering the country that few visitors see, we set out to discover if it was possible to be good tourists and travel to Jamaica beyond the resorts.</w:t>
+        <w:t>When we decided to have a wedding ceremony (after marrying in New York), we called around and found one villa - only one - where we could marry, the Silver Sands in Duncans. The staff surprised us by doing all these special things for our wedding. The (Jamaican) Gleaner learned about the wedding and wrote about it. At first I was horrified, but then I realized the news was a lot bigger than us.</w:t>
         <w:br/>
-        <w:t>To the Blue Mountains</w:t>
+        <w:t>The resort in your book runs an underground prostitution ring. What inspired that plot?</w:t>
         <w:br/>
-        <w:t>Our trip began with a long journey from Montego Bay's Sangster International Airport to Kingston on the Knutsford Express (a Greyhound-equivalent bus) and then a taxi up and across the Blue Mountains, high above the capital, to stay at the BlueMountView guesthouse.</w:t>
+        <w:t>Some gated resorts allow locals to come and sell weed. I thought, if they can do that, what else are they doing? Also, I was once invited to a dinner party in Jamaica with American tourists who own property there, what we call "the big-money men." After dinner, these young local girls, around 16 or 17, came in. One by one, they sat on the men's laps. I couldn't get my mind off that.</w:t>
         <w:br/>
-        <w:t>We arrived at night after a treacherous drive. But we woke the next morning to the chirping of insects and a stunning sight: The guest rooms, made with an abundance of polished natural wood, are surrounded by trees, and built into the edge of a great crevasse, looking out over a plunging swathe of greenery.</w:t>
+        <w:t>What advice do you have for experiencing a more authentic side of Jamaica?</w:t>
         <w:br/>
-        <w:t>It was at BlueMountView that we met Noel Lindo and his wife, Michelle. The self-described "King of the Mountain," Mr. Lindo was born in the area. After living in London for most of his adult life, he and Michelle decided to return to Jamaica to live in 2011 — building their own house, and then the guesthouses. They are explicitly L.G.B.T.Q.-friendly in a country that is not always hospitable to gay visitors, treat guests like family — and hand-roast their own coffee on-site.</w:t>
+        <w:t>Kingston is the heart of our culture. People say it's dangerous, but it depends on where you go. I'd stay at the Spanish Court or the            Courtleigh, and go to the National Gallery and the            Bob Marley Museum. For live music and reggae, I'd recommend            Redbones in New Kingston. I like to go first thing to Port Royal, a fishing village close to the airport - the entire beach is like one big fish cookout. I'd also recommend Port Antonio, which has less tourism. You can go to the Blue Lagoon and get a fresh sense of the country.</w:t>
         <w:br/>
-        <w:t>Mr. Lindo is fatherly, frank and incredibly chatty. He likes to layer stories upon stories, taking us from the streets of 1970s London to colonial Jamaica and back again.</w:t>
-        <w:br/>
-        <w:t>"There's so much to do in this mountain. It's unbelievable," he said enthusiastically, pointing out hiking trails in the Blue and John Crow Mountains National Park, hidden waterfalls and coffee plantations, many of them owned by locals. Although it's isolated, we discovered that BlueMountView is within hiking distance of Strawberry Hill, the famous hotel started by the Island Records founder, Chris Blackwell. We stopped at Eits Cafe, where we gorged on tender saltfish fritters, warming pumpkin ginger soup and sticky, delicious, caramelized-plantain crepes while looking out across the misty mountains, surrounded by the buzz of swallowtail hummingbirds.</w:t>
-        <w:br/>
-        <w:t>It was through Mr. Lindo that we wound up taking a day trip to visit the parish of Portland, on the island's northeast coast. Although perhaps predominantly known for its beaches and as the location of the Blue Lagoon, made famous in the 1980 movie, we had a more rural experience. Our first stop was the Living Daylights, an eco-farm, restaurant and bar in the jungle of Bonnie View Hill, Port Antonio, that has been open since 2018, aiming to offer guests "a piece of paradise," with a focus on sustainability.</w:t>
-        <w:br/>
-        <w:t>Jesse Crosby's family has farmed the land for more than 50 years, but he always had ambitions to do something more with it, and when he met Brandon Powell (who has both Jamaican and U.S. citizenship), they were able to make that a reality.</w:t>
-        <w:br/>
-        <w:t>Arriving at midday, we were treated to a sweaty, fun farm hike led by Mr. Crosby. He picked cinnamon leaves from the trees for us to sniff, jostled down coconuts for us to drink from and showed us hidden plantain trees. This was followed by a delicious farm-to-table meal cooked by Simi Brenner, the owner of the Moussa Pot, a vegan restaurant, that included a chickpea curry with moringa leaf, ripe plantain and coco yam leaf‌ and a salad made from June plum, cucumber and sorrel leaf. The Moussa Pot has since moved to a new location in Portland, but the Living Daylights will continue to offer farm-to-table meals in future.</w:t>
-        <w:br/>
-        <w:t>Our second stop in Portland was the self-governing Maroon community of Charles Town in Buff Bay Valley, whose residents are descendants of proud Africans who escaped enslavement by fleeing to mountainous regions. It was one of the few times in Jamaica where we were viscerally reminded of the island's dark history and its continuing legacy.</w:t>
-        <w:br/>
-        <w:t>A tour of the small museum charted the history of the Maroons and how they have protected their freedom and culture over centuries, creating their own communities and belief systems while fighting against British slave owners and colonialists in a series of wars. Marcia Douglas, the current leader of the community (and the first woman to hold the position), held up a heavy shackle that would have once been clasped around an enslaved person's neck. Later, other members of the community brought out drums and sang. We were taught dances that bind the present and the past.</w:t>
-        <w:br/>
-        <w:t>"What we're offering in the tourism sector is our heritage, our ancestral inheritance," Ms. Douglas told me after the tour.</w:t>
-        <w:br/>
-        <w:t>Treasure Beach and community tourism</w:t>
-        <w:br/>
-        <w:t>Another long, bumpy drive took us from the Blue Mountains down to Treasure Beach, a village in the southwest parish of St. Elizabeth. It's probably the area in Jamaica best known for community tourism — low-impact travel that works in relative sync with the locals. Once a fishing village, over the past 30 years, Treasure Beach has become a beacon for tourists looking to travel off the beaten track.</w:t>
-        <w:br/>
-        <w:t>The town is small, hot and with dusty roads lined by cactuses and flowers. Its treasures were somewhat hidden; shacks that looked inconsequential at first glance came alive at different times of the day. The stunning beaches were a more obvious draw, along with a variety of well-priced, locally owned guest rooms and villas on Airbnb, such as the Azteca Villas: a collection of newly built guesthouses, with a small shared pool, only a few minutes away from the beach and the main, albeit tiny, strip of shops and places to eat.</w:t>
-        <w:br/>
-        <w:t>We spent the bulk of our time in Treasure Beach, sampling locally owned highlights like Smurfs Café for the best Jamaican breakfast in town; Eggy's Beach Bar for the coldest Red Stripes right on the sand; and Gee Wiz for tasty, reasonably priced vegan food in an eclectic setting — the restaurant is painted in fading, cotton candy colors and flanked with statues of long-beaked fish, while the huge, pillared dining room boasts colorful murals.</w:t>
-        <w:br/>
-        <w:t>Floyd's Pelican Bar, built from driftwood and palm fronds on a sandbank in the middle of the ocean, has to be the area's best-known spot. Constructed in 2001 by Floyde Forbes, it's a slick operation these days, requiring a boat journey that costs $40 per person at a minimum from Treasure Beach. But the vibes, a mile away from shore, are sun-drenched and otherworldly. The freshly caught fried escovitch fish and bammy (a type of cassava flatbread) were the best I had on the island.</w:t>
-        <w:br/>
-        <w:t>Treasure Beach is still an anomaly in Jamaica's tourism sector.</w:t>
-        <w:br/>
-        <w:t>"There's no question that over 90 percent of Jamaica's traditional room stock is all-inclusive," said Jason Henzell, the chairman and co-owner of Jakes Hotel, the largest business in the area, who also runs a nonprofit to support locals. "I sat on the board of the Jamaican Ministry of Tourism for eight years, and I know they had been quite hesitant about community tourism. Not necessarily in Treasure Beach, but overall, because they were worried about crime. That's the cold, hard truth."</w:t>
-        <w:br/>
-        <w:t>The Ministry of Tourism did not respond to requests for comment.</w:t>
-        <w:br/>
-        <w:t>But then, he said, Airbnb changed everything. "It happened in spite of the ministry not wanting it. It's almost as though Airbnb was made for Jamaica, right? Because, you know, every Jamaican is a character."</w:t>
-        <w:br/>
-        <w:t>The other reality of Treasure Beach, though, is that much of the beachfront land has been bought up by non-Jamaicans. Mr. Henzell, who has helped landowners sell property in the area, tells me that land these days goes for over $1 million an acre, putting it out of reach of most locals.</w:t>
-        <w:br/>
-        <w:t>"We know that tourism is our number one revenue. And a lot of the time when people are living in a prime area, especially working class Jamaicans, they tend to displace them," said Ms. Dennis-Benn, whose upcoming novel will explore land ownership.</w:t>
-        <w:br/>
-        <w:t>But, Mr. Henzell pointed out, the majority of large guesthouses in Treasure Beach, four out of five, are owned by locals. And, he added, "you have some foreigners who are extremely respectful of our community, respectful of our traditions, respectful of our heritage and culture."</w:t>
-        <w:br/>
-        <w:t>Last stop, Mel's</w:t>
-        <w:br/>
-        <w:t>Our last stop, two hours from Treasure Beach, was Mel's Botanical Retreat, situated on Cave Mountain, in Westmoreland, the westernmost parish of Jamaica. The retreat, featuring three handbuilt wooden cabins and a communal kitchen, is high above the shimmering Caribbean Sea and nestled in the lush jungle. At present, it's being run by a teenage girl named Kiara Clayton. She is motherless and grieving, but trying to do something very special: keeping a dream of Black-woman-owned community tourism alive.</w:t>
-        <w:br/>
-        <w:t>Kiara's mother, Melessia Rodney, founded the retreat, built on the site of her family's longtime goat pasture. In the summer of 2021, she was pregnant with her second child and had recently married the love of her life. But then, in August, she died: At age 36, Covid took her and her unborn baby.</w:t>
-        <w:br/>
-        <w:t>Five months later, 15-year-old Kiara decided to take over the business; balancing it alongside schoolwork and her ambitions tostudy to become a lawyer or an entrepreneur in America. Despite her age, she understands the power of legacy. With the help of her family and her mother's many friends from all over the world, she is continuing to host guests at the retreat.</w:t>
-        <w:br/>
-        <w:t>One night, Kiara joined me in the communal kitchen to talk about the business and why she decided to carry it on. "She wanted it to be this Black Jamaican woman-owned business. She just loved being strong and independent," she said.</w:t>
-        <w:br/>
-        <w:t>What makes the property special among the thousands of Airbnbs across Jamaica is its commitment to these ideals. "It's really rare, in Jamaica, to have a woman born in poverty, and become as successful as Mel became with her goat pasture," said Stacey Davis, a family friend who helped Mel in the early days of the retreat. "Every flower in that retreat, everything you see, she did by hand."</w:t>
-        <w:br/>
-        <w:t>Although Kiara has faced some financial struggles with maintaining the property since her mother died, it remains a haven for guests seeking that ephemeral and elusive trait: authenticity. Mel, and now Kiara, encourage guests to engage with the local community on the south side of the island.</w:t>
-        <w:br/>
-        <w:t>At Benta River Falls, an hour or so's drive away from Mel's, we were treated to a joyous day at a series of cascading waterfalls and deep pools, led by two energetic guides. The property's owner, Stacy Wilson, played dominoes with a bunch of men in the small bar next to the falls, while we ate a delicious plate of crispy fries, and giggled with the pink-haired bartender. Mr. Wilson's American cousin, Jahcobee Faith, explained that the family has owned the area since the 1970s, but only set up business in 2017, charging, at the time we visited, $20 for tourists and a nominal 500 Jamaican dollars, or about $3.25, for locals.</w:t>
-        <w:br/>
-        <w:t>Closer to Mel's, Bluefields beach provided all the white sand and azure, temperate water you could wish for, along with the knowledge that it is one of the few beaches on the island that explicitly remains open for locals. It's looked after by the Bluefields People's Community Association, which promotes sustainable social and economic development. With towels spread out under a tree, we sipped strong rum cocktails and played with local children in the water. We were guests, but we were accepted.</w:t>
-        <w:br/>
-        <w:t>The reality is that Jamaica beyond the resorts is beautiful but impoverished, and still visibly recovering from the pandemic. It can get expensive if you don't drive and need to rely on taxis to get around, though route taxis, as used by locals, can offset some costs. The country has  a Level 3 warning from the State Department, with some regions listed as Level 4, Do Not Travel, but these were not on our itinerary. Traveling around the country felt completely safe in a group; just keep your wits about you, and remain polite.</w:t>
-        <w:br/>
-        <w:t>Stepping out of your comfort zone is a must: Taking the easy options will not lead you to the communities that will really benefit from the money that tourism can bring. It's on us, as tourists, to seek them out, move within them with an awareness of our relative privileges, and remember the human stories behind their businesses. There are deep sacrifices that some working-class Jamaicans have made to try and bring a new type of tourism to the surface.</w:t>
-        <w:br/>
-        <w:t>As Kiara said to me, measuring her words, at the end of our conversation: "It was Mel's dream and now it's my dream, but it probably doesn't have to work out the way it was going to work for her, for me. Maybe something else is destined for me."</w:t>
-        <w:br/>
-        <w:t>Follow New York Times Travel on Instagram, Twitter andFacebook. And sign up for our weekly Travel Dispatch newsletter to receive expert tips on traveling smarter and inspiration for your next vacation. Dreaming up a future getaway or just armchair traveling? Check out our 52 Places to Go in 2023.</w:t>
-        <w:br/>
-        <w:t>PHOTOS: Top, fishermen on Treasure Beach. Center left, the Azteca Villas guesthouses at Treasure Beach. Center right, Delroy Brown at his restaurant, Gee Wiz. Above, Eggy's Beach Bar at Treasure Beach. (PHOTOGRAPHS BY TONY CENICOLA/THE NEW YORK TIMES) This article appeared in print on page C7.</w:t>
+        <w:t>PHOTO: The Brooklyn writer Nicole Dennis-Benn in her native Jamaica. Her debut novel explores class and race in her homeland. (PHOTOGRAPH BY KWESI ABBENSETTS)</w:t>
       </w:r>
     </w:p>
     <w:sectPr>
